--- a/人工智能原理与技术/materials/人工智能原理与技术-期中大作业要求.docx
+++ b/人工智能原理与技术/materials/人工智能原理与技术-期中大作业要求.docx
@@ -1,6 +1,6 @@
 
 <file path=word/document.xml><?xml version="1.0" encoding="utf-8"?>
-<w:document xmlns:wpc="http://schemas.microsoft.com/office/word/2010/wordprocessingCanvas" xmlns:cx="http://schemas.microsoft.com/office/drawing/2014/chartex" xmlns:cx1="http://schemas.microsoft.com/office/drawing/2015/9/8/chartex" xmlns:mc="http://schemas.openxmlformats.org/markup-compatibility/2006" xmlns:o="urn:schemas-microsoft-com:office:office" xmlns:r="http://schemas.openxmlformats.org/officeDocument/2006/relationships" xmlns:m="http://schemas.openxmlformats.org/officeDocument/2006/math" xmlns:v="urn:schemas-microsoft-com:vml" xmlns:wp14="http://schemas.microsoft.com/office/word/2010/wordprocessingDrawing" xmlns:wp="http://schemas.openxmlformats.org/drawingml/2006/wordprocessingDrawing" xmlns:w10="urn:schemas-microsoft-com:office:word" xmlns:w="http://schemas.openxmlformats.org/wordprocessingml/2006/main" xmlns:w14="http://schemas.microsoft.com/office/word/2010/wordml" xmlns:w15="http://schemas.microsoft.com/office/word/2012/wordml" xmlns:w16se="http://schemas.microsoft.com/office/word/2015/wordml/symex" xmlns:wpg="http://schemas.microsoft.com/office/word/2010/wordprocessingGroup" xmlns:wpi="http://schemas.microsoft.com/office/word/2010/wordprocessingInk" xmlns:wne="http://schemas.microsoft.com/office/word/2006/wordml" xmlns:wps="http://schemas.microsoft.com/office/word/2010/wordprocessingShape" mc:Ignorable="w14 w15 w16se wp14">
+<w:document xmlns:wpc="http://schemas.microsoft.com/office/word/2010/wordprocessingCanvas" xmlns:cx="http://schemas.microsoft.com/office/drawing/2014/chartex" xmlns:cx1="http://schemas.microsoft.com/office/drawing/2015/9/8/chartex" xmlns:cx2="http://schemas.microsoft.com/office/drawing/2015/10/21/chartex" xmlns:cx3="http://schemas.microsoft.com/office/drawing/2016/5/9/chartex" xmlns:cx4="http://schemas.microsoft.com/office/drawing/2016/5/10/chartex" xmlns:cx5="http://schemas.microsoft.com/office/drawing/2016/5/11/chartex" xmlns:cx6="http://schemas.microsoft.com/office/drawing/2016/5/12/chartex" xmlns:cx7="http://schemas.microsoft.com/office/drawing/2016/5/13/chartex" xmlns:cx8="http://schemas.microsoft.com/office/drawing/2016/5/14/chartex" xmlns:mc="http://schemas.openxmlformats.org/markup-compatibility/2006" xmlns:aink="http://schemas.microsoft.com/office/drawing/2016/ink" xmlns:am3d="http://schemas.microsoft.com/office/drawing/2017/model3d" xmlns:o="urn:schemas-microsoft-com:office:office" xmlns:oel="http://schemas.microsoft.com/office/2019/extlst" xmlns:r="http://schemas.openxmlformats.org/officeDocument/2006/relationships" xmlns:m="http://schemas.openxmlformats.org/officeDocument/2006/math" xmlns:v="urn:schemas-microsoft-com:vml" xmlns:wp14="http://schemas.microsoft.com/office/word/2010/wordprocessingDrawing" xmlns:wp="http://schemas.openxmlformats.org/drawingml/2006/wordprocessingDrawing" xmlns:w10="urn:schemas-microsoft-com:office:word" xmlns:w="http://schemas.openxmlformats.org/wordprocessingml/2006/main" xmlns:w14="http://schemas.microsoft.com/office/word/2010/wordml" xmlns:w15="http://schemas.microsoft.com/office/word/2012/wordml" xmlns:w16cex="http://schemas.microsoft.com/office/word/2018/wordml/cex" xmlns:w16cid="http://schemas.microsoft.com/office/word/2016/wordml/cid" xmlns:w16="http://schemas.microsoft.com/office/word/2018/wordml" xmlns:w16sdtdh="http://schemas.microsoft.com/office/word/2020/wordml/sdtdatahash" xmlns:w16se="http://schemas.microsoft.com/office/word/2015/wordml/symex" xmlns:wpg="http://schemas.microsoft.com/office/word/2010/wordprocessingGroup" xmlns:wpi="http://schemas.microsoft.com/office/word/2010/wordprocessingInk" xmlns:wne="http://schemas.microsoft.com/office/word/2006/wordml" xmlns:wps="http://schemas.microsoft.com/office/word/2010/wordprocessingShape" mc:Ignorable="w14 w15 w16se w16cid w16 w16cex w16sdtdh wp14">
   <w:body>
     <w:p>
       <w:pPr>
@@ -10,7 +10,7 @@
         <w:ind w:firstLine="480"/>
         <w:jc w:val="center"/>
         <w:rPr>
-          <w:rFonts w:asciiTheme="minorEastAsia" w:eastAsiaTheme="minorEastAsia" w:hAnsiTheme="minorEastAsia" w:cs="Helvetica"/>
+          <w:rFonts w:asciiTheme="minorEastAsia" w:eastAsiaTheme="minorEastAsia" w:hAnsiTheme="minorEastAsia" w:cs="Helvetica" w:hint="eastAsia"/>
           <w:color w:val="000000"/>
           <w:sz w:val="30"/>
           <w:szCs w:val="30"/>
@@ -160,7 +160,7 @@
         <w:spacing w:before="0" w:beforeAutospacing="0" w:after="0" w:afterAutospacing="0" w:line="360" w:lineRule="auto"/>
         <w:ind w:firstLineChars="59" w:firstLine="142"/>
         <w:rPr>
-          <w:rFonts w:cs="Helvetica"/>
+          <w:rFonts w:cs="Helvetica" w:hint="eastAsia"/>
           <w:color w:val="000000"/>
           <w:shd w:val="clear" w:color="auto" w:fill="FFFFFF"/>
         </w:rPr>
@@ -206,7 +206,7 @@
         <w:spacing w:before="0" w:beforeAutospacing="0" w:after="0" w:afterAutospacing="0" w:line="360" w:lineRule="auto"/>
         <w:ind w:firstLineChars="209" w:firstLine="502"/>
         <w:rPr>
-          <w:rFonts w:cs="Helvetica"/>
+          <w:rFonts w:cs="Helvetica" w:hint="eastAsia"/>
           <w:color w:val="000000"/>
           <w:shd w:val="clear" w:color="auto" w:fill="FFFFFF"/>
         </w:rPr>
@@ -236,7 +236,7 @@
         <w:spacing w:before="0" w:beforeAutospacing="0" w:after="0" w:afterAutospacing="0" w:line="360" w:lineRule="auto"/>
         <w:ind w:leftChars="67" w:left="141" w:firstLine="285"/>
         <w:rPr>
-          <w:rFonts w:cs="Helvetica"/>
+          <w:rFonts w:cs="Helvetica" w:hint="eastAsia"/>
           <w:color w:val="000000"/>
           <w:shd w:val="clear" w:color="auto" w:fill="FFFFFF"/>
         </w:rPr>
@@ -298,7 +298,7 @@
         <w:spacing w:before="0" w:beforeAutospacing="0" w:after="0" w:afterAutospacing="0" w:line="360" w:lineRule="auto"/>
         <w:ind w:leftChars="67" w:left="141" w:firstLine="285"/>
         <w:rPr>
-          <w:rFonts w:cs="Helvetica"/>
+          <w:rFonts w:cs="Helvetica" w:hint="eastAsia"/>
           <w:color w:val="000000"/>
           <w:shd w:val="clear" w:color="auto" w:fill="FFFFFF"/>
         </w:rPr>
@@ -336,7 +336,7 @@
         <w:spacing w:before="0" w:beforeAutospacing="0" w:after="0" w:afterAutospacing="0" w:line="360" w:lineRule="auto"/>
         <w:ind w:leftChars="67" w:left="141" w:firstLine="285"/>
         <w:rPr>
-          <w:rFonts w:cs="Helvetica"/>
+          <w:rFonts w:cs="Helvetica" w:hint="eastAsia"/>
           <w:color w:val="000000"/>
           <w:shd w:val="clear" w:color="auto" w:fill="FFFFFF"/>
         </w:rPr>
@@ -374,7 +374,7 @@
         <w:spacing w:before="0" w:beforeAutospacing="0" w:after="0" w:afterAutospacing="0" w:line="360" w:lineRule="auto"/>
         <w:ind w:leftChars="67" w:left="141" w:firstLine="285"/>
         <w:rPr>
-          <w:rFonts w:cs="Helvetica"/>
+          <w:rFonts w:cs="Helvetica" w:hint="eastAsia"/>
           <w:color w:val="000000"/>
           <w:shd w:val="clear" w:color="auto" w:fill="FFFFFF"/>
         </w:rPr>
@@ -417,17 +417,7 @@
           <w:color w:val="000000"/>
           <w:shd w:val="clear" w:color="auto" w:fill="FFFFFF"/>
         </w:rPr>
-        <w:t>某</w:t>
-      </w:r>
-      <w:bookmarkStart w:id="0" w:name="_GoBack"/>
-      <w:bookmarkEnd w:id="0"/>
-      <w:r>
-        <w:rPr>
-          <w:rFonts w:cs="Helvetica"/>
-          <w:color w:val="000000"/>
-          <w:shd w:val="clear" w:color="auto" w:fill="FFFFFF"/>
-        </w:rPr>
-        <w:t>一软硬件产品的个人设想，需要结合人工智能某一相关技术，要求人工智能技术的应用合情合理</w:t>
+        <w:t>某一软硬件产品的个人设想，需要结合人工智能某一相关技术，要求人工智能技术的应用合情合理</w:t>
       </w:r>
     </w:p>
     <w:p>
@@ -438,7 +428,7 @@
         <w:spacing w:before="0" w:beforeAutospacing="0" w:after="0" w:afterAutospacing="0" w:line="360" w:lineRule="auto"/>
         <w:ind w:left="284" w:hanging="284"/>
         <w:rPr>
-          <w:rFonts w:cs="Helvetica"/>
+          <w:rFonts w:cs="Helvetica" w:hint="eastAsia"/>
           <w:color w:val="000000"/>
           <w:shd w:val="clear" w:color="auto" w:fill="FFFFFF"/>
         </w:rPr>
@@ -452,7 +442,7 @@
         <w:spacing w:before="0" w:beforeAutospacing="0" w:after="0" w:afterAutospacing="0" w:line="360" w:lineRule="auto"/>
         <w:ind w:left="284" w:hanging="284"/>
         <w:rPr>
-          <w:rFonts w:cs="Helvetica"/>
+          <w:rFonts w:cs="Helvetica" w:hint="eastAsia"/>
           <w:color w:val="000000"/>
           <w:shd w:val="clear" w:color="auto" w:fill="FFFFFF"/>
         </w:rPr>
@@ -479,78 +469,6 @@
           <w:shd w:val="clear" w:color="auto" w:fill="FFFFFF"/>
         </w:rPr>
       </w:pPr>
-      <w:r>
-        <w:rPr>
-          <w:rFonts w:cs="Helvetica" w:hint="eastAsia"/>
-          <w:color w:val="000000"/>
-          <w:shd w:val="clear" w:color="auto" w:fill="FFFFFF"/>
-        </w:rPr>
-        <w:t>题目自拟，</w:t>
-      </w:r>
-      <w:r>
-        <w:rPr>
-          <w:rFonts w:cs="Helvetica" w:hint="eastAsia"/>
-          <w:color w:val="000000"/>
-          <w:shd w:val="clear" w:color="auto" w:fill="FFFFFF"/>
-        </w:rPr>
-        <w:t>字</w:t>
-      </w:r>
-      <w:r>
-        <w:rPr>
-          <w:rFonts w:cs="Helvetica" w:hint="eastAsia"/>
-          <w:color w:val="000000"/>
-          <w:shd w:val="clear" w:color="auto" w:fill="FFFFFF"/>
-        </w:rPr>
-        <w:t>数不少于</w:t>
-      </w:r>
-      <w:r>
-        <w:rPr>
-          <w:rFonts w:cs="Helvetica" w:hint="eastAsia"/>
-          <w:color w:val="000000"/>
-          <w:shd w:val="clear" w:color="auto" w:fill="FFFFFF"/>
-        </w:rPr>
-        <w:t>3500字</w:t>
-      </w:r>
-      <w:r>
-        <w:rPr>
-          <w:rFonts w:cs="Helvetica" w:hint="eastAsia"/>
-          <w:color w:val="000000"/>
-          <w:shd w:val="clear" w:color="auto" w:fill="FFFFFF"/>
-        </w:rPr>
-        <w:t>；</w:t>
-      </w:r>
-      <w:r>
-        <w:rPr>
-          <w:rFonts w:cs="Helvetica" w:hint="eastAsia"/>
-          <w:color w:val="000000"/>
-          <w:shd w:val="clear" w:color="auto" w:fill="FFFFFF"/>
-        </w:rPr>
-        <w:t>参考文献不少于</w:t>
-      </w:r>
-      <w:r>
-        <w:rPr>
-          <w:rFonts w:cs="Helvetica"/>
-          <w:color w:val="000000"/>
-          <w:shd w:val="clear" w:color="auto" w:fill="FFFFFF"/>
-        </w:rPr>
-        <w:t>10</w:t>
-      </w:r>
-      <w:r>
-        <w:rPr>
-          <w:rFonts w:cs="Helvetica" w:hint="eastAsia"/>
-          <w:color w:val="000000"/>
-          <w:shd w:val="clear" w:color="auto" w:fill="FFFFFF"/>
-        </w:rPr>
-        <w:t>篇</w:t>
-      </w:r>
-      <w:r>
-        <w:rPr>
-          <w:rFonts w:cs="Helvetica" w:hint="eastAsia"/>
-          <w:color w:val="000000"/>
-          <w:shd w:val="clear" w:color="auto" w:fill="FFFFFF"/>
-        </w:rPr>
-        <w:t>；</w:t>
-      </w:r>
     </w:p>
     <w:p>
       <w:pPr>
@@ -560,7 +478,7 @@
         <w:spacing w:before="0" w:beforeAutospacing="0" w:after="0" w:afterAutospacing="0" w:line="360" w:lineRule="auto"/>
         <w:ind w:leftChars="135" w:left="283" w:firstLine="221"/>
         <w:rPr>
-          <w:rFonts w:cs="Helvetica"/>
+          <w:rFonts w:cs="Helvetica" w:hint="eastAsia"/>
           <w:color w:val="000000"/>
           <w:shd w:val="clear" w:color="auto" w:fill="FFFFFF"/>
         </w:rPr>
@@ -590,7 +508,7 @@
         <w:spacing w:before="0" w:beforeAutospacing="0" w:after="0" w:afterAutospacing="0" w:line="360" w:lineRule="auto"/>
         <w:ind w:leftChars="135" w:left="283" w:firstLine="221"/>
         <w:rPr>
-          <w:rFonts w:cs="Helvetica"/>
+          <w:rFonts w:cs="Helvetica" w:hint="eastAsia"/>
           <w:color w:val="000000"/>
           <w:shd w:val="clear" w:color="auto" w:fill="FFFFFF"/>
         </w:rPr>
@@ -644,7 +562,7 @@
         <w:spacing w:before="0" w:beforeAutospacing="0" w:after="0" w:afterAutospacing="0" w:line="360" w:lineRule="auto"/>
         <w:ind w:leftChars="135" w:left="283" w:firstLine="221"/>
         <w:rPr>
-          <w:rFonts w:cs="Helvetica"/>
+          <w:rFonts w:cs="Helvetica" w:hint="eastAsia"/>
           <w:color w:val="000000"/>
           <w:shd w:val="clear" w:color="auto" w:fill="FFFFFF"/>
         </w:rPr>
@@ -658,7 +576,7 @@
         <w:spacing w:before="0" w:beforeAutospacing="0" w:after="0" w:afterAutospacing="0" w:line="360" w:lineRule="auto"/>
         <w:ind w:leftChars="-30" w:left="-63"/>
         <w:rPr>
-          <w:rFonts w:cs="Helvetica"/>
+          <w:rFonts w:cs="Helvetica" w:hint="eastAsia"/>
           <w:color w:val="000000"/>
           <w:shd w:val="clear" w:color="auto" w:fill="FFFFFF"/>
         </w:rPr>
@@ -696,7 +614,7 @@
         <w:spacing w:before="0" w:beforeAutospacing="0" w:after="0" w:afterAutospacing="0" w:line="360" w:lineRule="auto"/>
         <w:ind w:leftChars="202" w:left="424" w:firstLine="2"/>
         <w:rPr>
-          <w:rFonts w:cs="Helvetica"/>
+          <w:rFonts w:cs="Helvetica" w:hint="eastAsia"/>
           <w:color w:val="000000"/>
           <w:shd w:val="clear" w:color="auto" w:fill="FFFFFF"/>
         </w:rPr>
@@ -742,7 +660,7 @@
         <w:spacing w:before="0" w:beforeAutospacing="0" w:after="0" w:afterAutospacing="0" w:line="360" w:lineRule="auto"/>
         <w:ind w:leftChars="202" w:left="424" w:firstLine="2"/>
         <w:rPr>
-          <w:rFonts w:cs="Helvetica"/>
+          <w:rFonts w:cs="Helvetica" w:hint="eastAsia"/>
           <w:color w:val="000000"/>
           <w:shd w:val="clear" w:color="auto" w:fill="FFFFFF"/>
         </w:rPr>
@@ -780,7 +698,7 @@
         <w:spacing w:before="0" w:beforeAutospacing="0" w:after="0" w:afterAutospacing="0" w:line="360" w:lineRule="auto"/>
         <w:ind w:leftChars="202" w:left="424" w:firstLine="2"/>
         <w:rPr>
-          <w:rFonts w:cs="Helvetica"/>
+          <w:rFonts w:cs="Helvetica" w:hint="eastAsia"/>
           <w:color w:val="000000"/>
           <w:shd w:val="clear" w:color="auto" w:fill="FFFFFF"/>
         </w:rPr>
@@ -810,7 +728,7 @@
         <w:spacing w:before="0" w:beforeAutospacing="0" w:after="0" w:afterAutospacing="0" w:line="360" w:lineRule="auto"/>
         <w:ind w:leftChars="135" w:left="283" w:firstLine="198"/>
         <w:rPr>
-          <w:rFonts w:cs="Helvetica"/>
+          <w:rFonts w:cs="Helvetica" w:hint="eastAsia"/>
           <w:color w:val="000000"/>
           <w:shd w:val="clear" w:color="auto" w:fill="FFFFFF"/>
         </w:rPr>
@@ -822,6 +740,9 @@
         <w:shd w:val="clear" w:color="auto" w:fill="FFFFFF"/>
         <w:snapToGrid w:val="0"/>
         <w:spacing w:before="0" w:beforeAutospacing="0" w:after="0" w:afterAutospacing="0" w:line="360" w:lineRule="auto"/>
+        <w:rPr>
+          <w:rFonts w:hint="eastAsia"/>
+        </w:rPr>
       </w:pPr>
       <w:r>
         <w:rPr>
@@ -855,7 +776,7 @@
         <w:spacing w:line="360" w:lineRule="auto"/>
         <w:ind w:firstLineChars="118" w:firstLine="283"/>
         <w:rPr>
-          <w:rFonts w:ascii="宋体" w:eastAsia="宋体" w:hAnsi="宋体"/>
+          <w:rFonts w:ascii="宋体" w:eastAsia="宋体" w:hAnsi="宋体" w:hint="eastAsia"/>
         </w:rPr>
       </w:pPr>
       <w:r>
@@ -897,7 +818,7 @@
         <w:spacing w:before="0" w:beforeAutospacing="0" w:after="0" w:afterAutospacing="0" w:line="360" w:lineRule="auto"/>
         <w:ind w:leftChars="202" w:left="424" w:firstLine="2"/>
         <w:rPr>
-          <w:rFonts w:cs="Helvetica"/>
+          <w:rFonts w:cs="Helvetica" w:hint="eastAsia"/>
           <w:color w:val="000000"/>
           <w:shd w:val="clear" w:color="auto" w:fill="FFFFFF"/>
         </w:rPr>
@@ -911,7 +832,7 @@
         <w:spacing w:before="0" w:beforeAutospacing="0" w:after="0" w:afterAutospacing="0" w:line="360" w:lineRule="auto"/>
         <w:ind w:leftChars="202" w:left="424" w:firstLine="2"/>
         <w:rPr>
-          <w:rFonts w:cs="Helvetica"/>
+          <w:rFonts w:cs="Helvetica" w:hint="eastAsia"/>
           <w:color w:val="000000"/>
           <w:shd w:val="clear" w:color="auto" w:fill="FFFFFF"/>
         </w:rPr>
@@ -954,6 +875,9 @@
         <w:snapToGrid w:val="0"/>
         <w:spacing w:before="0" w:beforeAutospacing="0" w:after="0" w:afterAutospacing="0" w:line="360" w:lineRule="auto"/>
         <w:ind w:leftChars="300" w:left="630" w:firstLine="2"/>
+        <w:rPr>
+          <w:rFonts w:hint="eastAsia"/>
+        </w:rPr>
       </w:pPr>
       <w:r>
         <w:rPr>
@@ -991,9 +915,14 @@
 </file>
 
 <file path=word/endnotes.xml><?xml version="1.0" encoding="utf-8"?>
-<w:endnotes xmlns:wpc="http://schemas.microsoft.com/office/word/2010/wordprocessingCanvas" xmlns:cx="http://schemas.microsoft.com/office/drawing/2014/chartex" xmlns:cx1="http://schemas.microsoft.com/office/drawing/2015/9/8/chartex" xmlns:mc="http://schemas.openxmlformats.org/markup-compatibility/2006" xmlns:o="urn:schemas-microsoft-com:office:office" xmlns:r="http://schemas.openxmlformats.org/officeDocument/2006/relationships" xmlns:m="http://schemas.openxmlformats.org/officeDocument/2006/math" xmlns:v="urn:schemas-microsoft-com:vml" xmlns:wp14="http://schemas.microsoft.com/office/word/2010/wordprocessingDrawing" xmlns:wp="http://schemas.openxmlformats.org/drawingml/2006/wordprocessingDrawing" xmlns:w10="urn:schemas-microsoft-com:office:word" xmlns:w="http://schemas.openxmlformats.org/wordprocessingml/2006/main" xmlns:w14="http://schemas.microsoft.com/office/word/2010/wordml" xmlns:w15="http://schemas.microsoft.com/office/word/2012/wordml" xmlns:w16se="http://schemas.microsoft.com/office/word/2015/wordml/symex" xmlns:wpg="http://schemas.microsoft.com/office/word/2010/wordprocessingGroup" xmlns:wpi="http://schemas.microsoft.com/office/word/2010/wordprocessingInk" xmlns:wne="http://schemas.microsoft.com/office/word/2006/wordml" xmlns:wps="http://schemas.microsoft.com/office/word/2010/wordprocessingShape" mc:Ignorable="w14 w15 w16se wp14">
+<w:endnotes xmlns:wpc="http://schemas.microsoft.com/office/word/2010/wordprocessingCanvas" xmlns:cx="http://schemas.microsoft.com/office/drawing/2014/chartex" xmlns:cx1="http://schemas.microsoft.com/office/drawing/2015/9/8/chartex" xmlns:cx2="http://schemas.microsoft.com/office/drawing/2015/10/21/chartex" xmlns:cx3="http://schemas.microsoft.com/office/drawing/2016/5/9/chartex" xmlns:cx4="http://schemas.microsoft.com/office/drawing/2016/5/10/chartex" xmlns:cx5="http://schemas.microsoft.com/office/drawing/2016/5/11/chartex" xmlns:cx6="http://schemas.microsoft.com/office/drawing/2016/5/12/chartex" xmlns:cx7="http://schemas.microsoft.com/office/drawing/2016/5/13/chartex" xmlns:cx8="http://schemas.microsoft.com/office/drawing/2016/5/14/chartex" xmlns:mc="http://schemas.openxmlformats.org/markup-compatibility/2006" xmlns:aink="http://schemas.microsoft.com/office/drawing/2016/ink" xmlns:am3d="http://schemas.microsoft.com/office/drawing/2017/model3d" xmlns:o="urn:schemas-microsoft-com:office:office" xmlns:oel="http://schemas.microsoft.com/office/2019/extlst" xmlns:r="http://schemas.openxmlformats.org/officeDocument/2006/relationships" xmlns:m="http://schemas.openxmlformats.org/officeDocument/2006/math" xmlns:v="urn:schemas-microsoft-com:vml" xmlns:wp14="http://schemas.microsoft.com/office/word/2010/wordprocessingDrawing" xmlns:wp="http://schemas.openxmlformats.org/drawingml/2006/wordprocessingDrawing" xmlns:w10="urn:schemas-microsoft-com:office:word" xmlns:w="http://schemas.openxmlformats.org/wordprocessingml/2006/main" xmlns:w14="http://schemas.microsoft.com/office/word/2010/wordml" xmlns:w15="http://schemas.microsoft.com/office/word/2012/wordml" xmlns:w16cex="http://schemas.microsoft.com/office/word/2018/wordml/cex" xmlns:w16cid="http://schemas.microsoft.com/office/word/2016/wordml/cid" xmlns:w16="http://schemas.microsoft.com/office/word/2018/wordml" xmlns:w16sdtdh="http://schemas.microsoft.com/office/word/2020/wordml/sdtdatahash" xmlns:w16se="http://schemas.microsoft.com/office/word/2015/wordml/symex" xmlns:wpg="http://schemas.microsoft.com/office/word/2010/wordprocessingGroup" xmlns:wpi="http://schemas.microsoft.com/office/word/2010/wordprocessingInk" xmlns:wne="http://schemas.microsoft.com/office/word/2006/wordml" xmlns:wps="http://schemas.microsoft.com/office/word/2010/wordprocessingShape" mc:Ignorable="w14 w15 w16se w16cid w16 w16cex w16sdtdh wp14">
   <w:endnote w:type="separator" w:id="-1">
     <w:p>
+      <w:pPr>
+        <w:rPr>
+          <w:rFonts w:hint="eastAsia"/>
+        </w:rPr>
+      </w:pPr>
       <w:r>
         <w:separator/>
       </w:r>
@@ -1001,6 +930,11 @@
   </w:endnote>
   <w:endnote w:type="continuationSeparator" w:id="0">
     <w:p>
+      <w:pPr>
+        <w:rPr>
+          <w:rFonts w:hint="eastAsia"/>
+        </w:rPr>
+      </w:pPr>
       <w:r>
         <w:continuationSeparator/>
       </w:r>
@@ -1010,9 +944,14 @@
 </file>
 
 <file path=word/footnotes.xml><?xml version="1.0" encoding="utf-8"?>
-<w:footnotes xmlns:wpc="http://schemas.microsoft.com/office/word/2010/wordprocessingCanvas" xmlns:cx="http://schemas.microsoft.com/office/drawing/2014/chartex" xmlns:cx1="http://schemas.microsoft.com/office/drawing/2015/9/8/chartex" xmlns:mc="http://schemas.openxmlformats.org/markup-compatibility/2006" xmlns:o="urn:schemas-microsoft-com:office:office" xmlns:r="http://schemas.openxmlformats.org/officeDocument/2006/relationships" xmlns:m="http://schemas.openxmlformats.org/officeDocument/2006/math" xmlns:v="urn:schemas-microsoft-com:vml" xmlns:wp14="http://schemas.microsoft.com/office/word/2010/wordprocessingDrawing" xmlns:wp="http://schemas.openxmlformats.org/drawingml/2006/wordprocessingDrawing" xmlns:w10="urn:schemas-microsoft-com:office:word" xmlns:w="http://schemas.openxmlformats.org/wordprocessingml/2006/main" xmlns:w14="http://schemas.microsoft.com/office/word/2010/wordml" xmlns:w15="http://schemas.microsoft.com/office/word/2012/wordml" xmlns:w16se="http://schemas.microsoft.com/office/word/2015/wordml/symex" xmlns:wpg="http://schemas.microsoft.com/office/word/2010/wordprocessingGroup" xmlns:wpi="http://schemas.microsoft.com/office/word/2010/wordprocessingInk" xmlns:wne="http://schemas.microsoft.com/office/word/2006/wordml" xmlns:wps="http://schemas.microsoft.com/office/word/2010/wordprocessingShape" mc:Ignorable="w14 w15 w16se wp14">
+<w:footnotes xmlns:wpc="http://schemas.microsoft.com/office/word/2010/wordprocessingCanvas" xmlns:cx="http://schemas.microsoft.com/office/drawing/2014/chartex" xmlns:cx1="http://schemas.microsoft.com/office/drawing/2015/9/8/chartex" xmlns:cx2="http://schemas.microsoft.com/office/drawing/2015/10/21/chartex" xmlns:cx3="http://schemas.microsoft.com/office/drawing/2016/5/9/chartex" xmlns:cx4="http://schemas.microsoft.com/office/drawing/2016/5/10/chartex" xmlns:cx5="http://schemas.microsoft.com/office/drawing/2016/5/11/chartex" xmlns:cx6="http://schemas.microsoft.com/office/drawing/2016/5/12/chartex" xmlns:cx7="http://schemas.microsoft.com/office/drawing/2016/5/13/chartex" xmlns:cx8="http://schemas.microsoft.com/office/drawing/2016/5/14/chartex" xmlns:mc="http://schemas.openxmlformats.org/markup-compatibility/2006" xmlns:aink="http://schemas.microsoft.com/office/drawing/2016/ink" xmlns:am3d="http://schemas.microsoft.com/office/drawing/2017/model3d" xmlns:o="urn:schemas-microsoft-com:office:office" xmlns:oel="http://schemas.microsoft.com/office/2019/extlst" xmlns:r="http://schemas.openxmlformats.org/officeDocument/2006/relationships" xmlns:m="http://schemas.openxmlformats.org/officeDocument/2006/math" xmlns:v="urn:schemas-microsoft-com:vml" xmlns:wp14="http://schemas.microsoft.com/office/word/2010/wordprocessingDrawing" xmlns:wp="http://schemas.openxmlformats.org/drawingml/2006/wordprocessingDrawing" xmlns:w10="urn:schemas-microsoft-com:office:word" xmlns:w="http://schemas.openxmlformats.org/wordprocessingml/2006/main" xmlns:w14="http://schemas.microsoft.com/office/word/2010/wordml" xmlns:w15="http://schemas.microsoft.com/office/word/2012/wordml" xmlns:w16cex="http://schemas.microsoft.com/office/word/2018/wordml/cex" xmlns:w16cid="http://schemas.microsoft.com/office/word/2016/wordml/cid" xmlns:w16="http://schemas.microsoft.com/office/word/2018/wordml" xmlns:w16sdtdh="http://schemas.microsoft.com/office/word/2020/wordml/sdtdatahash" xmlns:w16se="http://schemas.microsoft.com/office/word/2015/wordml/symex" xmlns:wpg="http://schemas.microsoft.com/office/word/2010/wordprocessingGroup" xmlns:wpi="http://schemas.microsoft.com/office/word/2010/wordprocessingInk" xmlns:wne="http://schemas.microsoft.com/office/word/2006/wordml" xmlns:wps="http://schemas.microsoft.com/office/word/2010/wordprocessingShape" mc:Ignorable="w14 w15 w16se w16cid w16 w16cex w16sdtdh wp14">
   <w:footnote w:type="separator" w:id="-1">
     <w:p>
+      <w:pPr>
+        <w:rPr>
+          <w:rFonts w:hint="eastAsia"/>
+        </w:rPr>
+      </w:pPr>
       <w:r>
         <w:separator/>
       </w:r>
@@ -1020,6 +959,11 @@
   </w:footnote>
   <w:footnote w:type="continuationSeparator" w:id="0">
     <w:p>
+      <w:pPr>
+        <w:rPr>
+          <w:rFonts w:hint="eastAsia"/>
+        </w:rPr>
+      </w:pPr>
       <w:r>
         <w:continuationSeparator/>
       </w:r>
@@ -1029,7 +973,7 @@
 </file>
 
 <file path=word/numbering.xml><?xml version="1.0" encoding="utf-8"?>
-<w:numbering xmlns:wpc="http://schemas.microsoft.com/office/word/2010/wordprocessingCanvas" xmlns:cx="http://schemas.microsoft.com/office/drawing/2014/chartex" xmlns:cx1="http://schemas.microsoft.com/office/drawing/2015/9/8/chartex" xmlns:mc="http://schemas.openxmlformats.org/markup-compatibility/2006" xmlns:o="urn:schemas-microsoft-com:office:office" xmlns:r="http://schemas.openxmlformats.org/officeDocument/2006/relationships" xmlns:m="http://schemas.openxmlformats.org/officeDocument/2006/math" xmlns:v="urn:schemas-microsoft-com:vml" xmlns:wp14="http://schemas.microsoft.com/office/word/2010/wordprocessingDrawing" xmlns:wp="http://schemas.openxmlformats.org/drawingml/2006/wordprocessingDrawing" xmlns:w10="urn:schemas-microsoft-com:office:word" xmlns:w="http://schemas.openxmlformats.org/wordprocessingml/2006/main" xmlns:w14="http://schemas.microsoft.com/office/word/2010/wordml" xmlns:w15="http://schemas.microsoft.com/office/word/2012/wordml" xmlns:w16se="http://schemas.microsoft.com/office/word/2015/wordml/symex" xmlns:wpg="http://schemas.microsoft.com/office/word/2010/wordprocessingGroup" xmlns:wpi="http://schemas.microsoft.com/office/word/2010/wordprocessingInk" xmlns:wne="http://schemas.microsoft.com/office/word/2006/wordml" xmlns:wps="http://schemas.microsoft.com/office/word/2010/wordprocessingShape" mc:Ignorable="w14 w15 w16se wp14">
+<w:numbering xmlns:wpc="http://schemas.microsoft.com/office/word/2010/wordprocessingCanvas" xmlns:cx="http://schemas.microsoft.com/office/drawing/2014/chartex" xmlns:cx1="http://schemas.microsoft.com/office/drawing/2015/9/8/chartex" xmlns:cx2="http://schemas.microsoft.com/office/drawing/2015/10/21/chartex" xmlns:cx3="http://schemas.microsoft.com/office/drawing/2016/5/9/chartex" xmlns:cx4="http://schemas.microsoft.com/office/drawing/2016/5/10/chartex" xmlns:cx5="http://schemas.microsoft.com/office/drawing/2016/5/11/chartex" xmlns:cx6="http://schemas.microsoft.com/office/drawing/2016/5/12/chartex" xmlns:cx7="http://schemas.microsoft.com/office/drawing/2016/5/13/chartex" xmlns:cx8="http://schemas.microsoft.com/office/drawing/2016/5/14/chartex" xmlns:mc="http://schemas.openxmlformats.org/markup-compatibility/2006" xmlns:aink="http://schemas.microsoft.com/office/drawing/2016/ink" xmlns:am3d="http://schemas.microsoft.com/office/drawing/2017/model3d" xmlns:o="urn:schemas-microsoft-com:office:office" xmlns:oel="http://schemas.microsoft.com/office/2019/extlst" xmlns:r="http://schemas.openxmlformats.org/officeDocument/2006/relationships" xmlns:m="http://schemas.openxmlformats.org/officeDocument/2006/math" xmlns:v="urn:schemas-microsoft-com:vml" xmlns:wp14="http://schemas.microsoft.com/office/word/2010/wordprocessingDrawing" xmlns:wp="http://schemas.openxmlformats.org/drawingml/2006/wordprocessingDrawing" xmlns:w10="urn:schemas-microsoft-com:office:word" xmlns:w="http://schemas.openxmlformats.org/wordprocessingml/2006/main" xmlns:w14="http://schemas.microsoft.com/office/word/2010/wordml" xmlns:w15="http://schemas.microsoft.com/office/word/2012/wordml" xmlns:w16cex="http://schemas.microsoft.com/office/word/2018/wordml/cex" xmlns:w16cid="http://schemas.microsoft.com/office/word/2016/wordml/cid" xmlns:w16="http://schemas.microsoft.com/office/word/2018/wordml" xmlns:w16sdtdh="http://schemas.microsoft.com/office/word/2020/wordml/sdtdatahash" xmlns:w16se="http://schemas.microsoft.com/office/word/2015/wordml/symex" xmlns:wpg="http://schemas.microsoft.com/office/word/2010/wordprocessingGroup" xmlns:wpi="http://schemas.microsoft.com/office/word/2010/wordprocessingInk" xmlns:wne="http://schemas.microsoft.com/office/word/2006/wordml" xmlns:wps="http://schemas.microsoft.com/office/word/2010/wordprocessingShape" mc:Ignorable="w14 w15 w16se w16cid w16 w16cex w16sdtdh wp14">
   <w:abstractNum w:abstractNumId="0" w15:restartNumberingAfterBreak="0">
     <w:nsid w:val="06C74073"/>
     <w:multiLevelType w:val="hybridMultilevel"/>
@@ -1565,29 +1509,29 @@
       </w:pPr>
     </w:lvl>
   </w:abstractNum>
-  <w:num w:numId="1">
+  <w:num w:numId="1" w16cid:durableId="1426539195">
     <w:abstractNumId w:val="3"/>
   </w:num>
-  <w:num w:numId="2">
+  <w:num w:numId="2" w16cid:durableId="1148864687">
     <w:abstractNumId w:val="5"/>
   </w:num>
-  <w:num w:numId="3">
+  <w:num w:numId="3" w16cid:durableId="854463910">
     <w:abstractNumId w:val="4"/>
   </w:num>
-  <w:num w:numId="4">
+  <w:num w:numId="4" w16cid:durableId="2047944268">
     <w:abstractNumId w:val="0"/>
   </w:num>
-  <w:num w:numId="5">
+  <w:num w:numId="5" w16cid:durableId="108551889">
     <w:abstractNumId w:val="1"/>
   </w:num>
-  <w:num w:numId="6">
+  <w:num w:numId="6" w16cid:durableId="875577534">
     <w:abstractNumId w:val="2"/>
   </w:num>
 </w:numbering>
 </file>
 
 <file path=word/styles.xml><?xml version="1.0" encoding="utf-8"?>
-<w:styles xmlns:mc="http://schemas.openxmlformats.org/markup-compatibility/2006" xmlns:r="http://schemas.openxmlformats.org/officeDocument/2006/relationships" xmlns:w="http://schemas.openxmlformats.org/wordprocessingml/2006/main" xmlns:w14="http://schemas.microsoft.com/office/word/2010/wordml" xmlns:w15="http://schemas.microsoft.com/office/word/2012/wordml" xmlns:w16se="http://schemas.microsoft.com/office/word/2015/wordml/symex" mc:Ignorable="w14 w15 w16se">
+<w:styles xmlns:mc="http://schemas.openxmlformats.org/markup-compatibility/2006" xmlns:r="http://schemas.openxmlformats.org/officeDocument/2006/relationships" xmlns:w="http://schemas.openxmlformats.org/wordprocessingml/2006/main" xmlns:w14="http://schemas.microsoft.com/office/word/2010/wordml" xmlns:w15="http://schemas.microsoft.com/office/word/2012/wordml" xmlns:w16cex="http://schemas.microsoft.com/office/word/2018/wordml/cex" xmlns:w16cid="http://schemas.microsoft.com/office/word/2016/wordml/cid" xmlns:w16="http://schemas.microsoft.com/office/word/2018/wordml" xmlns:w16sdtdh="http://schemas.microsoft.com/office/word/2020/wordml/sdtdatahash" xmlns:w16se="http://schemas.microsoft.com/office/word/2015/wordml/symex" mc:Ignorable="w14 w15 w16se w16cid w16 w16cex w16sdtdh">
   <w:docDefaults>
     <w:rPrDefault>
       <w:rPr>
@@ -1600,7 +1544,7 @@
     </w:rPrDefault>
     <w:pPrDefault/>
   </w:docDefaults>
-  <w:latentStyles w:defLockedState="0" w:defUIPriority="99" w:defSemiHidden="0" w:defUnhideWhenUsed="0" w:defQFormat="0" w:count="371">
+  <w:latentStyles w:defLockedState="0" w:defUIPriority="99" w:defSemiHidden="0" w:defUnhideWhenUsed="0" w:defQFormat="0" w:count="376">
     <w:lsdException w:name="Normal" w:uiPriority="0" w:qFormat="1"/>
     <w:lsdException w:name="heading 1" w:uiPriority="9" w:qFormat="1"/>
     <w:lsdException w:name="heading 2" w:semiHidden="1" w:uiPriority="9" w:unhideWhenUsed="1" w:qFormat="1"/>
@@ -1972,6 +1916,11 @@
     <w:lsdException w:name="List Table 5 Dark Accent 6" w:uiPriority="50"/>
     <w:lsdException w:name="List Table 6 Colorful Accent 6" w:uiPriority="51"/>
     <w:lsdException w:name="List Table 7 Colorful Accent 6" w:uiPriority="52"/>
+    <w:lsdException w:name="Mention" w:semiHidden="1" w:unhideWhenUsed="1"/>
+    <w:lsdException w:name="Smart Hyperlink" w:semiHidden="1" w:unhideWhenUsed="1"/>
+    <w:lsdException w:name="Hashtag" w:semiHidden="1" w:unhideWhenUsed="1"/>
+    <w:lsdException w:name="Unresolved Mention" w:semiHidden="1" w:unhideWhenUsed="1"/>
+    <w:lsdException w:name="Smart Link" w:semiHidden="1" w:unhideWhenUsed="1"/>
   </w:latentStyles>
   <w:style w:type="paragraph" w:default="1" w:styleId="a">
     <w:name w:val="Normal"/>
@@ -2046,7 +1995,7 @@
       <w:adjustRightInd w:val="0"/>
     </w:pPr>
     <w:rPr>
-      <w:rFonts w:ascii="KaiTi" w:hAnsi="KaiTi" w:cs="KaiTi"/>
+      <w:rFonts w:ascii="楷体" w:hAnsi="楷体" w:cs="楷体"/>
       <w:color w:val="000000"/>
       <w:kern w:val="0"/>
       <w:sz w:val="24"/>
